--- a/documentacao/Documento_de_Requisitos_ViajaiBolso.docx
+++ b/documentacao/Documento_de_Requisitos_ViajaiBolso.docx
@@ -1079,7 +1079,7 @@
           <w:sz w:val="24"/>
           <w:szCs w:val="24"/>
         </w:rPr>
-        <w:t xml:space="preserve">A solução proposta é um aplicativo que permite cadastrar viagens com destino, período e orçamento, registrar despesas vinculadas a cada viagem e categorizá-las, acompanhar o total gasto em relação ao orçamento em tempo real e converter automaticamente entre moedas. Por meio de inteligência artificial, o app ainda lê automaticamente os dados de uma nota fiscal fotografada e permite tirar dúvidas sobre os gastos da viagem ativa através de um assistente conversacional (Agente de vIAgens). O back-end é hospedado na plataforma Supabase (autenticação, banco de dados e armazenamento de arquivos); a leitura de notas fiscais e o assistente de IA são processados por um provedor de IA (Google Gemini) acionado por uma função de servidor, nunca diretamente pelo aplicativo.</w:t>
+        <w:t xml:space="preserve">A solução proposta é um aplicativo que permite cadastrar viagens com destino, período e orçamento, registrar despesas vinculadas a cada viagem e categorizá-las (com anexo opcional de foto do comprovante), acompanhar o total gasto em relação ao orçamento em tempo real e converter automaticamente entre moedas. Por meio de inteligência artificial, o app também oferece o Agente de vIAgens: um assistente conversacional que responde dúvidas sobre os gastos da viagem ativa e, a partir de uma pequena entrevista (destino, datas, orçamento, meio de transporte, preferências), gera um roteiro estimado com sugestões de passagem, hospedagem e restaurante. O back-end é hospedado na plataforma Supabase (autenticação, banco de dados e armazenamento de arquivos); o Agente de vIAgens é processado por um provedor de IA (Google Gemini) acionado por uma função de servidor, nunca diretamente pelo aplicativo.</w:t>
       </w:r>
     </w:p>
     <w:p>
@@ -1207,7 +1207,7 @@
           <w:sz w:val="24"/>
           <w:szCs w:val="24"/>
         </w:rPr>
-        <w:t xml:space="preserve">Reduzir o tempo e o esforço necessários para registrar uma despesa, por meio da leitura automática de notas fiscais por inteligência artificial, dispensando a digitação manual de valor, data e estabelecimento na maioria dos casos.</w:t>
+        <w:t xml:space="preserve">Simplificar e agilizar o registro de despesas durante a viagem, com um formulário enxuto (categoria, valor, data e forma de pagamento) e anexo opcional de foto como comprovante, viável mesmo em condições de conexão instável e com pouco tempo disponível para digitar.</w:t>
       </w:r>
     </w:p>
     <w:p>
@@ -1295,6 +1295,35 @@
           <w:szCs w:val="24"/>
         </w:rPr>
         <w:t xml:space="preserve">Oferecer suporte conversacional ao viajante durante a viagem, por meio de um assistente de IA capaz de responder perguntas sobre os próprios gastos e o orçamento da viagem ativa, sem que o usuário precise navegar manualmente pelas telas de relatório.</w:t>
+      </w:r>
+    </w:p>
+    <w:p>
+      <w:pPr>
+        <w:pStyle w:val="PargrafodaLista"/>
+        <w:jc w:val="both"/>
+        <w:rPr>
+          <w:rFonts w:asciiTheme="minorHAnsi" w:hAnsiTheme="minorHAnsi" w:cstheme="minorHAnsi"/>
+          <w:sz w:val="24"/>
+          <w:szCs w:val="24"/>
+        </w:rPr>
+      </w:pPr>
+      <w:r>
+        <w:rPr>
+          <w:rFonts w:asciiTheme="minorHAnsi" w:hAnsiTheme="minorHAnsi" w:cstheme="minorHAnsi"/>
+          <w:b/>
+          <w:bCs/>
+          <w:sz w:val="24"/>
+          <w:szCs w:val="24"/>
+        </w:rPr>
+        <w:t xml:space="preserve">OE5 — </w:t>
+      </w:r>
+      <w:r>
+        <w:rPr>
+          <w:rFonts w:asciiTheme="minorHAnsi" w:hAnsiTheme="minorHAnsi" w:cstheme="minorHAnsi"/>
+          <w:sz w:val="24"/>
+          <w:szCs w:val="24"/>
+        </w:rPr>
+        <w:t xml:space="preserve">Apoiar o planejamento da viagem antes mesmo dela começar, oferecendo, a partir de uma pequena entrevista, um roteiro estimado com custos aproximados e sugestões de passagem, hospedagem e restaurante — com dicas específicas para quem viaja de carro.</w:t>
       </w:r>
     </w:p>
     <w:p>
@@ -1964,7 +1993,7 @@
           <w:sz w:val="24"/>
           <w:szCs w:val="24"/>
         </w:rPr>
-        <w:t xml:space="preserve">Como viajante, quero fotografar uma nota fiscal e ter os dados da despesa preenchidos automaticamente por IA, para gastar menos tempo digitando cada gasto manualmente.</w:t>
+        <w:t xml:space="preserve">Como viajante, quero responder a uma pequena entrevista de planejamento (destino, datas, orçamento, meio de transporte, preferências) e receber um roteiro estimado da viagem, para me planejar financeiramente antes mesmo de viajar.</w:t>
       </w:r>
     </w:p>
     <w:p>
@@ -1994,7 +2023,7 @@
           <w:sz w:val="24"/>
           <w:szCs w:val="24"/>
         </w:rPr>
-        <w:t xml:space="preserve">Dado que fotografo uma nota fiscal legível, quando a IA reconhece os dados com confiança suficiente, então o formulário de despesa é pré-preenchido com estabelecimento, valor, data e categoria sugerida, podendo ser revisado antes de salvar.</w:t>
+        <w:t xml:space="preserve">Dado que preencho a entrevista de planejamento no Agente de vIAgens, quando solicito o roteiro, então recebo uma resposta com roteiro dia a dia, estimativa de custos por categoria e sugestões de passagem, hospedagem e restaurante.</w:t>
       </w:r>
     </w:p>
     <w:p>
@@ -2024,7 +2053,7 @@
           <w:sz w:val="24"/>
           <w:szCs w:val="24"/>
         </w:rPr>
-        <w:t xml:space="preserve">Dado que a foto está ilegível ou não é uma nota fiscal, quando a IA não consegue extrair os dados com confiança, então o app mantém o preenchimento manual disponível, sem bloquear o cadastro da despesa.</w:t>
+        <w:t xml:space="preserve">Dado que informo "Carro" como meio de transporte na entrevista, quando recebo o roteiro, então a resposta inclui também dicas de estrada (trecho, pedágio estimado, pontos de parada e documentação do veículo).</w:t>
       </w:r>
     </w:p>
     <w:p>
@@ -2588,7 +2617,7 @@
           <w:sz w:val="24"/>
           <w:szCs w:val="24"/>
         </w:rPr>
-        <w:t xml:space="preserve">Quando a leitura automática de nota fiscal por IA não atingir confiança suficiente, o aplicativo deve indicar isso ao usuário e manter o preenchimento manual disponível, sem travar o cadastro da despesa, verificável ao fotografar uma imagem ilegível ou que não seja uma nota fiscal.</w:t>
+        <w:t xml:space="preserve">O Agente de vIAgens não deve inventar valores ao responder perguntas sobre a viagem ativa — deve basear-se somente nos dados reais fornecidos (gasto, orçamento, despesas recentes) e informar explicitamente quando não possuir a informação, verificável perguntando algo fora dos dados disponíveis sobre a viagem ativa.</w:t>
       </w:r>
     </w:p>
     <w:p>
@@ -2705,6 +2734,35 @@
           <w:szCs w:val="24"/>
         </w:rPr>
         <w:t xml:space="preserve">A exclusão de uma viagem ou despesa deve exigir confirmação explícita do usuário antes de ser efetivada, verificável pela exibição de uma caixa de confirmação antes de qualquer exclusão.</w:t>
+      </w:r>
+    </w:p>
+    <w:p>
+      <w:pPr>
+        <w:pStyle w:val="PargrafodaLista"/>
+        <w:jc w:val="both"/>
+        <w:rPr>
+          <w:rFonts w:asciiTheme="minorHAnsi" w:hAnsiTheme="minorHAnsi" w:cstheme="minorHAnsi"/>
+          <w:sz w:val="24"/>
+          <w:szCs w:val="24"/>
+        </w:rPr>
+      </w:pPr>
+      <w:r>
+        <w:rPr>
+          <w:rFonts w:asciiTheme="minorHAnsi" w:hAnsiTheme="minorHAnsi" w:cstheme="minorHAnsi"/>
+          <w:b/>
+          <w:bCs/>
+          <w:sz w:val="24"/>
+          <w:szCs w:val="24"/>
+        </w:rPr>
+        <w:t xml:space="preserve">RNF11 — </w:t>
+      </w:r>
+      <w:r>
+        <w:rPr>
+          <w:rFonts w:asciiTheme="minorHAnsi" w:hAnsiTheme="minorHAnsi" w:cstheme="minorHAnsi"/>
+          <w:sz w:val="24"/>
+          <w:szCs w:val="24"/>
+        </w:rPr>
+        <w:t xml:space="preserve">As respostas do modo roteiro do Agente de vIAgens devem sempre indicar explicitamente que os valores de passagem, hospedagem e restaurante são estimativas, sem consulta a preços reais, verificável lendo o texto de resposta gerado em qualquer solicitação de roteiro.</w:t>
       </w:r>
     </w:p>
     <w:p>
@@ -2858,7 +2916,7 @@
           <w:sz w:val="24"/>
           <w:szCs w:val="24"/>
         </w:rPr>
-        <w:t xml:space="preserve">Uma despesa cuja leitura automática por IA não atingir confiança suficiente não pode ser salva automaticamente; ela deve obrigatoriamente passar pela revisão e confirmação manual do usuário antes de ser gravada.</w:t>
+        <w:t xml:space="preserve">O anexo de foto como comprovante de uma despesa é sempre uma ação manual e opcional do usuário; o cadastro da despesa não depende da existência de um comprovante anexado.</w:t>
       </w:r>
     </w:p>
     <w:p>
@@ -2887,7 +2945,7 @@
           <w:sz w:val="24"/>
           <w:szCs w:val="24"/>
         </w:rPr>
-        <w:t xml:space="preserve">A foto utilizada na leitura automática de uma nota fiscal é aproveitada como comprovante da despesa, mesmo quando a extração automática falha.</w:t>
+        <w:t xml:space="preserve">O Agente de vIAgens nunca deve sugerir nomes reais de companhias aéreas, hotéis ou restaurantes — apenas tipos/categorias genéricas —, já que as sugestões de passagem, hospedagem e restaurante do roteiro são sempre estimativas geradas por IA, sem integração com nenhuma API paga de preços reais de viagem.</w:t>
       </w:r>
     </w:p>
     <w:p>
@@ -3031,7 +3089,7 @@
           <w:sz w:val="24"/>
           <w:szCs w:val="24"/>
         </w:rPr>
-        <w:t xml:space="preserve">Esta versão do Viajaí Bolso cobre o fluxo essencial de autenticação, gestão de viagens e despesas, leitura automática de notas fiscais e um assistente de IA simples para consulta sobre a viagem ativa. Os itens a seguir foram identificados como evolução futura do sistema, ainda não incluídos no escopo atual:</w:t>
+        <w:t xml:space="preserve">Esta versão do Viajaí Bolso cobre o fluxo essencial de autenticação, gestão de viagens e despesas (com anexo opcional de comprovante), conversão de moeda e um Agente de vIAgens capaz de responder perguntas sobre a viagem ativa e de gerar um roteiro estimado de planejamento, com sugestões de passagem/hospedagem/restaurante e apoio a viagens de carro. Os itens a seguir foram identificados como evolução futura do sistema, ainda não incluídos no escopo atual:</w:t>
       </w:r>
     </w:p>
     <w:p>
@@ -3071,7 +3129,7 @@
           <w:sz w:val="24"/>
           <w:szCs w:val="24"/>
         </w:rPr>
-        <w:t xml:space="preserve">evolução do assistente de IA atual para um consultor de viagens completo, capaz de conduzir uma entrevista prévia com o usuário, sugerir roteiro com estimativa de gastos, indicar passagens, hospedagem e restaurantes, apoiar viagens de carro e orientar sobre documentação e vacinas necessárias. O desenho detalhado desse recurso — inclusive a decisão entre usar apenas IA generativa para estimativas ou integrar APIs reais de viagem — depende de validação com o orientador antes de ser implementado.</w:t>
+        <w:t xml:space="preserve">parte do consultor de viagens completo ainda não implementada: orientação sobre documentação e vacinas necessárias para o destino. A entrevista prévia, o roteiro com estimativa de gastos e as sugestões de passagem/hospedagem/restaurante e apoio a viagens de carro já foram implementados como estimativas geradas por IA; uma eventual evolução para preços reais, via integração com APIs pagas de viagem, depende de validação com o orientador, assim como a orientação sobre documentação e vacinas.</w:t>
       </w:r>
     </w:p>
     <w:p>
@@ -3187,7 +3245,7 @@
           <w:sz w:val="24"/>
           <w:szCs w:val="24"/>
         </w:rPr>
-        <w:t xml:space="preserve">substituir a mensagem genérica atual por mensagens específicas por tipo de falha de rede/servidor.</w:t>
+        <w:t xml:space="preserve">substituir a mensagem genérica de erro por mensagens específicas por tipo de falha de rede/servidor — já corrigido para a exportação de despesas (RF23); as demais telas continuam com tratamento genérico.</w:t>
       </w:r>
     </w:p>
     <w:p>
